--- a/templates/documents/contract_template.docx
+++ b/templates/documents/contract_template.docx
@@ -360,182 +360,14 @@
       <w:pPr>
         <w:spacing w:after="0"/>
         <w:rPr>
-          <w:b/>
-          <w:bCs/>
           <w:szCs w:val="24"/>
         </w:rPr>
       </w:pPr>
       <w:r>
         <w:rPr>
-          <w:b/>
-          <w:bCs/>
           <w:szCs w:val="24"/>
         </w:rPr>
-        <w:t>Jméno:</w:t>
-      </w:r>
-      <w:r>
-        <w:rPr>
-          <w:b/>
-          <w:bCs/>
-          <w:szCs w:val="24"/>
-        </w:rPr>
-        <w:tab/>
-      </w:r>
-      <w:r>
-        <w:rPr>
-          <w:b/>
-          <w:bCs/>
-          <w:szCs w:val="24"/>
-        </w:rPr>
-        <w:tab/>
-      </w:r>
-      <w:r>
-        <w:rPr>
-          <w:b/>
-          <w:bCs/>
-          <w:szCs w:val="24"/>
-        </w:rPr>
-        <w:t>${TENANT_NAME}</w:t>
-      </w:r>
-    </w:p>
-    <w:p>
-      <w:pPr>
-        <w:spacing w:after="0"/>
-        <w:rPr>
-          <w:szCs w:val="24"/>
-        </w:rPr>
-      </w:pPr>
-      <w:r>
-        <w:rPr>
-          <w:szCs w:val="24"/>
-        </w:rPr>
-        <w:t>Nar.</w:t>
-      </w:r>
-      <w:r>
-        <w:rPr>
-          <w:szCs w:val="24"/>
-        </w:rPr>
-        <w:tab/>
-      </w:r>
-      <w:r>
-        <w:rPr>
-          <w:szCs w:val="24"/>
-        </w:rPr>
-        <w:tab/>
-      </w:r>
-      <w:r>
-        <w:rPr>
-          <w:szCs w:val="24"/>
-        </w:rPr>
-        <w:tab/>
-      </w:r>
-      <w:r>
-        <w:rPr>
-          <w:szCs w:val="24"/>
-        </w:rPr>
-        <w:t>${TENANT_BIRTH_DATE}</w:t>
-      </w:r>
-    </w:p>
-    <w:p>
-      <w:pPr>
-        <w:spacing w:after="0"/>
-        <w:rPr>
-          <w:szCs w:val="24"/>
-        </w:rPr>
-      </w:pPr>
-      <w:r>
-        <w:rPr>
-          <w:szCs w:val="24"/>
-        </w:rPr>
-        <w:t>Bytem:</w:t>
-      </w:r>
-      <w:r>
-        <w:rPr>
-          <w:szCs w:val="24"/>
-        </w:rPr>
-        <w:tab/>
-      </w:r>
-      <w:r>
-        <w:rPr>
-          <w:szCs w:val="24"/>
-        </w:rPr>
-        <w:tab/>
-      </w:r>
-      <w:r>
-        <w:rPr>
-          <w:szCs w:val="24"/>
-        </w:rPr>
-        <w:tab/>
-      </w:r>
-      <w:r>
-        <w:rPr>
-          <w:szCs w:val="24"/>
-        </w:rPr>
-        <w:tab/>
-      </w:r>
-      <w:r>
-        <w:rPr>
-          <w:szCs w:val="24"/>
-        </w:rPr>
-        <w:t>${TENANT_ADDRESS}</w:t>
-      </w:r>
-    </w:p>
-    <w:p>
-      <w:pPr>
-        <w:spacing w:after="0"/>
-        <w:rPr>
-          <w:b/>
-          <w:bCs/>
-          <w:szCs w:val="24"/>
-        </w:rPr>
-      </w:pPr>
-      <w:r>
-        <w:rPr>
-          <w:b/>
-          <w:bCs/>
-          <w:szCs w:val="24"/>
-        </w:rPr>
-        <w:t>Email:</w:t>
-      </w:r>
-      <w:r>
-        <w:rPr>
-          <w:b/>
-          <w:bCs/>
-          <w:szCs w:val="24"/>
-        </w:rPr>
-        <w:tab/>
-      </w:r>
-      <w:r>
-        <w:rPr>
-          <w:b/>
-          <w:bCs/>
-          <w:szCs w:val="24"/>
-        </w:rPr>
-        <w:tab/>
-      </w:r>
-      <w:r>
-        <w:rPr>
-          <w:b/>
-          <w:bCs/>
-          <w:szCs w:val="24"/>
-        </w:rPr>
-        <w:tab/>
-      </w:r>
-      <w:r>
-        <w:rPr>
-          <w:b/>
-          <w:bCs/>
-          <w:szCs w:val="24"/>
-        </w:rPr>
-        <w:tab/>
-      </w:r>
-      <w:r>
-        <w:rPr>
-          <w:b/>
-          <w:bCs/>
-          <w:szCs w:val="24"/>
-        </w:rPr>
-        <w:t>${TENANT_EMAIL}</w:t>
+        <w:t>${TENANT_INFO}</w:t>
       </w:r>
     </w:p>
     <w:p>

--- a/templates/documents/contract_template.docx
+++ b/templates/documents/contract_template.docx
@@ -1956,6 +1956,12 @@
                 <w:szCs w:val="24"/>
               </w:rPr>
             </w:pPr>
+            <w:r>
+              <w:rPr>
+                <w:szCs w:val="24"/>
+              </w:rPr>
+              <w:t>V ${SIGNING_PLACE} dne ${SIGNING_DATE}</w:t>
+            </w:r>
           </w:p>
           <w:p>
             <w:pPr>

--- a/templates/documents/contract_template.docx
+++ b/templates/documents/contract_template.docx
@@ -365,6 +365,8 @@
       </w:pPr>
       <w:r>
         <w:rPr>
+          <w:bCs/>
+          <w:b/>
           <w:szCs w:val="24"/>
         </w:rPr>
         <w:t>${TENANT_INFO}</w:t>
@@ -404,6 +406,8 @@
       </w:pPr>
       <w:r>
         <w:rPr>
+          <w:bCs/>
+          <w:b/>
           <w:sz w:val="28"/>
         </w:rPr>
         <w:t>SMLOUVA O NÁJMU Č. ${CONTRACT_NUMBER}</w:t>
@@ -532,6 +536,8 @@
       </w:pPr>
       <w:r>
         <w:rPr>
+          <w:bCs/>
+          <w:b/>
           <w:szCs w:val="20"/>
         </w:rPr>
         <w:t>${STORAGE_DESCRIPTION}</w:t>
@@ -777,6 +783,8 @@
       </w:pPr>
       <w:r>
         <w:rPr>
+          <w:bCs/>
+          <w:b/>
           <w:szCs w:val="20"/>
         </w:rPr>
         <w:t>${RENTAL_DURATION_TEXT}</w:t>
@@ -1849,6 +1857,8 @@
             </w:pPr>
             <w:r>
               <w:rPr>
+                <w:bCs/>
+                <w:b/>
                 <w:szCs w:val="24"/>
               </w:rPr>
               <w:t>V ${CONTRACT_CITY} dne ${CONTRACT_DATE}</w:t>
@@ -1958,6 +1968,8 @@
             </w:pPr>
             <w:r>
               <w:rPr>
+                <w:bCs/>
+                <w:b/>
                 <w:szCs w:val="24"/>
               </w:rPr>
               <w:t>V ${SIGNING_PLACE} dne ${SIGNING_DATE}</w:t>

--- a/templates/documents/contract_template.docx
+++ b/templates/documents/contract_template.docx
@@ -167,8 +167,14 @@
         <w:rPr>
           <w:rtl w:val="0"/>
         </w:rPr>
-        <w:t xml:space="preserve">í </w:t>
-      </w:r>
+        <w:t>í</w:t>
+      </w:r>
+    </w:p>
+    <w:p>
+      <w:pPr>
+        <w:pStyle w:val="Normal.0"/>
+        <w:spacing w:after="0"/>
+      </w:pPr>
       <w:r>
         <w:rPr>
           <w:rtl w:val="0"/>
